--- a/BSI-C5/CSW-BSI-C5-Reference-Design.docx
+++ b/BSI-C5/CSW-BSI-C5-Reference-Design.docx
@@ -37,13 +37,13 @@
         <w:t xml:space="preserve">Cisco Secure Workload — BSI Cloud Computing Compliance Criteria Catalogue (C5)</w:t>
       </w:r>
     </w:p>
-    <w:bookmarkStart w:id="9" w:name="X12914142ea2cb8fec8ef98765e96116981bdb59"/>
+    <w:bookmarkStart w:id="9" w:name="Xc90dfeebcff137da65d98b9d3a0d6881006936c"/>
     <w:p>
       <w:pPr>
         <w:pStyle w:val="Heading2"/>
       </w:pPr>
       <w:r>
-        <w:t xml:space="preserve">Technical Runbook | Cloud Service Providers and Cloud-Hosted Workloads Serving German Federal / Public-Sector Customers</w:t>
+        <w:t xml:space="preserve">Reference Design | Cloud Service Providers and Cloud-Hosted Workloads Serving German Federal / Public-Sector Customers</w:t>
       </w:r>
     </w:p>
     <w:p>
@@ -111,7 +111,7 @@
         <w:t xml:space="preserve"> </w:t>
       </w:r>
       <w:r>
-        <w:t xml:space="preserve">This runbook references C5:2020. BSI may publish revisions; validate the catalogue version against the customer's assessment scope. C5 distinguishes between</w:t>
+        <w:t xml:space="preserve">This reference design references C5:2020. BSI may publish revisions; validate the catalogue version against the customer's assessment scope. C5 distinguishes between</w:t>
       </w:r>
       <w:r>
         <w:t xml:space="preserve"> </w:t>
@@ -143,7 +143,7 @@
         <w:t xml:space="preserve"> </w:t>
       </w:r>
       <w:r>
-        <w:t xml:space="preserve">(the latter expanding evidence requirements). This runbook references</w:t>
+        <w:t xml:space="preserve">(the latter expanding evidence requirements). This reference design references</w:t>
       </w:r>
       <w:r>
         <w:t xml:space="preserve"> </w:t>
@@ -177,7 +177,7 @@
         <w:t xml:space="preserve"> </w:t>
       </w:r>
       <w:r>
-        <w:t xml:space="preserve">Cisco does not yet publish C5-specific CSW UI navigation; framework-specific paths are on the product roadmap. This runbook describes CSW</w:t>
+        <w:t xml:space="preserve">Cisco does not yet publish C5-specific CSW UI navigation; framework-specific paths are on the product roadmap. This reference design describes CSW</w:t>
       </w:r>
       <w:r>
         <w:t xml:space="preserve"> </w:t>
@@ -256,7 +256,7 @@
           <w:b/>
           <w:bCs/>
         </w:rPr>
-        <w:t xml:space="preserve">Questions this runbook helps you answer:</w:t>
+        <w:t xml:space="preserve">Questions this reference design helps you answer:</w:t>
       </w:r>
     </w:p>
     <w:p>
@@ -354,7 +354,7 @@
         <w:t xml:space="preserve"> </w:t>
       </w:r>
       <w:r>
-        <w:t xml:space="preserve">Cloud asset inventory across all relevant cloud accounts / subscriptions, tenant separation model, customer scope agreements, vulnerability management process, configuration baseline definitions, incident management runbook, and the C5 assessor's evidence template.</w:t>
+        <w:t xml:space="preserve">Cloud asset inventory across all relevant cloud accounts / subscriptions, tenant separation model, customer scope agreements, vulnerability management process, configuration baseline definitions, incident management reference design, and the C5 assessor's evidence template.</w:t>
       </w:r>
     </w:p>
     <w:p>
